--- a/bai1.docx
+++ b/bai1.docx
@@ -998,7 +998,7 @@
               <w:rPr>
                 <w:rtl w:val="0"/>
               </w:rPr>
-              <w:t xml:space="preserve">2</w:t>
+              <w:t xml:space="preserve">3</w:t>
             </w:r>
             <w:r>
               <w:rPr>
@@ -1040,7 +1040,12 @@
               <w:rPr>
                 <w:rtl w:val="0"/>
               </w:rPr>
-              <w:t xml:space="preserve"> Có người chọn 5 vì nghĩ phần thời gian và trạng thái khá phức tạp. Sau khi làm rõ, story này đơn giản hơn LS02 nên chọn 2 SP</w:t>
+              <w:t xml:space="preserve">Xác nhận không có chức năng tự động chuyển trạng thái </w:t>
+            </w:r>
+            <w:r>
+              <w:rPr>
+                <w:rtl w:val="0"/>
+              </w:rPr>
             </w:r>
           </w:p>
         </w:tc>
@@ -1422,7 +1427,7 @@
               <w:rPr>
                 <w:rtl w:val="0"/>
               </w:rPr>
-              <w:t xml:space="preserve">Người chọn 5 thấy công việc vẫn kiểm soát được, người chọn 8 lo việc xử lý đơn và tồn kho phức tạp. Chọn 8 SP vì khó hơn LS02</w:t>
+              <w:t xml:space="preserve">Nhiều công việc, xử lý mua đồng thời khó hơn sao với LS02. Độ rủi ro cao nếu có vấn đề giữa phiên live</w:t>
             </w:r>
             <w:r>
               <w:rPr>
@@ -1469,6 +1474,7 @@
         </w:pBdr>
         <w:shd w:fill="ffffff" w:val="clear"/>
         <w:spacing w:after="100" w:before="200" w:lineRule="auto"/>
+        <w:jc w:val="both"/>
         <w:rPr>
           <w:color w:val="212529"/>
         </w:rPr>
@@ -1478,7 +1484,7 @@
           <w:color w:val="212529"/>
           <w:rtl w:val="0"/>
         </w:rPr>
-        <w:t xml:space="preserve">Story Point dùng để ước lượng công việc khó hay dễ, nhiều hay ít và có rủi ro gì,</w:t>
+        <w:t xml:space="preserve">Đề xuất 1 SP = 4 giờ là sai vì Sp dùng để đo khối lượng công việc, độ phức tạp và rủi rochứ không đại diện cho thời gian cố định</w:t>
       </w:r>
     </w:p>
     <w:p>
@@ -1492,6 +1498,7 @@
         </w:pBdr>
         <w:shd w:fill="ffffff" w:val="clear"/>
         <w:spacing w:after="100" w:before="200" w:lineRule="auto"/>
+        <w:jc w:val="both"/>
         <w:rPr>
           <w:color w:val="212529"/>
         </w:rPr>
@@ -1501,30 +1508,7 @@
           <w:color w:val="212529"/>
           <w:rtl w:val="0"/>
         </w:rPr>
-        <w:t xml:space="preserve">chứ không phải cứ 1 SP là 4 giờ. Nhóm dựa vào Velocity của các Sprint trước để dự</w:t>
-      </w:r>
-    </w:p>
-    <w:p>
-      <w:pPr>
-        <w:pBdr>
-          <w:top w:color="auto" w:space="0" w:sz="0" w:val="none"/>
-          <w:left w:color="auto" w:space="0" w:sz="0" w:val="none"/>
-          <w:bottom w:color="auto" w:space="0" w:sz="0" w:val="none"/>
-          <w:right w:color="auto" w:space="0" w:sz="0" w:val="none"/>
-          <w:between w:color="auto" w:space="0" w:sz="0" w:val="none"/>
-        </w:pBdr>
-        <w:shd w:fill="ffffff" w:val="clear"/>
-        <w:spacing w:after="100" w:before="200" w:lineRule="auto"/>
-        <w:rPr>
-          <w:color w:val="212529"/>
-        </w:rPr>
-      </w:pPr>
-      <w:r>
-        <w:rPr>
-          <w:color w:val="212529"/>
-          <w:rtl w:val="0"/>
-        </w:rPr>
-        <w:t xml:space="preserve">đoán Sprint sau làm được khoảng bao nhiêu SP, chứ không quy đổi ra giờ cố định</w:t>
+        <w:t xml:space="preserve">Nhóm sẽ dựa trên velocity trung bình của các sprint trước, chọn story cho sprint sắp tới sao cho velocity của sprint không chênh lệch quá nhiều so với velocity trung bình</w:t>
       </w:r>
       <w:r>
         <w:rPr>
